--- a/Reportes/RecibodePrimaModeloSisNet.docx
+++ b/Reportes/RecibodePrimaModeloSisNet.docx
@@ -198,7 +198,27 @@
           <w:sz w:val="18"/>
           <w:szCs w:val="18"/>
         </w:rPr>
-        <w:t xml:space="preserve">Recibo Nº: </w:t>
+        <w:t xml:space="preserve">Recibo </w:t>
+      </w:r>
+      <w:proofErr w:type="spellStart"/>
+      <w:r>
+        <w:rPr>
+          <w:b/>
+          <w:spacing w:val="-2"/>
+          <w:sz w:val="18"/>
+          <w:szCs w:val="18"/>
+        </w:rPr>
+        <w:t>Nº</w:t>
+      </w:r>
+      <w:proofErr w:type="spellEnd"/>
+      <w:r>
+        <w:rPr>
+          <w:b/>
+          <w:spacing w:val="-2"/>
+          <w:sz w:val="18"/>
+          <w:szCs w:val="18"/>
+        </w:rPr>
+        <w:t xml:space="preserve">: </w:t>
       </w:r>
       <w:r>
         <w:rPr>
@@ -207,7 +227,18 @@
           <w:sz w:val="18"/>
           <w:szCs w:val="18"/>
         </w:rPr>
-        <w:t>{custom.</w:t>
+        <w:t>{</w:t>
+      </w:r>
+      <w:proofErr w:type="spellStart"/>
+      <w:proofErr w:type="gramStart"/>
+      <w:r>
+        <w:rPr>
+          <w:b/>
+          <w:spacing w:val="-2"/>
+          <w:sz w:val="18"/>
+          <w:szCs w:val="18"/>
+        </w:rPr>
+        <w:t>custom.</w:t>
       </w:r>
       <w:r>
         <w:rPr>
@@ -218,6 +249,8 @@
         </w:rPr>
         <w:t>NumeroRecibo</w:t>
       </w:r>
+      <w:proofErr w:type="spellEnd"/>
+      <w:proofErr w:type="gramEnd"/>
       <w:r>
         <w:rPr>
           <w:b/>
@@ -280,7 +313,7 @@
                 <w:sz w:val="18"/>
                 <w:szCs w:val="18"/>
               </w:rPr>
-              <w:t>Tomador</w:t>
+              <w:t>Contratante</w:t>
             </w:r>
             <w:r>
               <w:rPr>
@@ -315,7 +348,31 @@
                 <w:sz w:val="18"/>
                 <w:szCs w:val="18"/>
               </w:rPr>
-              <w:t>{custom.Tomador.NombreCompleto}</w:t>
+              <w:t>{</w:t>
+            </w:r>
+            <w:proofErr w:type="spellStart"/>
+            <w:proofErr w:type="gramStart"/>
+            <w:r>
+              <w:rPr>
+                <w:b w:val="0"/>
+                <w:bCs w:val="0"/>
+                <w:spacing w:val="-2"/>
+                <w:sz w:val="18"/>
+                <w:szCs w:val="18"/>
+              </w:rPr>
+              <w:t>custom.Tomador.NombreCompleto</w:t>
+            </w:r>
+            <w:proofErr w:type="spellEnd"/>
+            <w:proofErr w:type="gramEnd"/>
+            <w:r>
+              <w:rPr>
+                <w:b w:val="0"/>
+                <w:bCs w:val="0"/>
+                <w:spacing w:val="-2"/>
+                <w:sz w:val="18"/>
+                <w:szCs w:val="18"/>
+              </w:rPr>
+              <w:t>}</w:t>
             </w:r>
           </w:p>
         </w:tc>
@@ -374,11 +431,15 @@
             <w:tblGrid>
               <w:gridCol w:w="1250"/>
               <w:gridCol w:w="4284"/>
-              <w:gridCol w:w="1899"/>
+              <w:gridCol w:w="1291"/>
+              <w:gridCol w:w="608"/>
               <w:gridCol w:w="3662"/>
+              <w:gridCol w:w="6"/>
             </w:tblGrid>
             <w:tr>
               <w:trPr>
+                <w:gridAfter w:val="1"/>
+                <w:wAfter w:w="6" w:type="dxa"/>
                 <w:trHeight w:hRule="exact" w:val="284"/>
               </w:trPr>
               <w:tc>
@@ -434,13 +495,36 @@
                       <w:sz w:val="18"/>
                       <w:szCs w:val="18"/>
                     </w:rPr>
-                    <w:t>{code}</w:t>
+                    <w:t>{</w:t>
+                  </w:r>
+                  <w:proofErr w:type="spellStart"/>
+                  <w:r>
+                    <w:rPr>
+                      <w:b w:val="0"/>
+                      <w:bCs w:val="0"/>
+                      <w:spacing w:val="-2"/>
+                      <w:sz w:val="18"/>
+                      <w:szCs w:val="18"/>
+                    </w:rPr>
+                    <w:t>code</w:t>
+                  </w:r>
+                  <w:proofErr w:type="spellEnd"/>
+                  <w:r>
+                    <w:rPr>
+                      <w:b w:val="0"/>
+                      <w:bCs w:val="0"/>
+                      <w:spacing w:val="-2"/>
+                      <w:sz w:val="18"/>
+                      <w:szCs w:val="18"/>
+                    </w:rPr>
+                    <w:t>}</w:t>
                   </w:r>
                 </w:p>
               </w:tc>
               <w:tc>
                 <w:tcPr>
                   <w:tcW w:w="1899" w:type="dxa"/>
+                  <w:gridSpan w:val="2"/>
                 </w:tcPr>
                 <w:p>
                   <w:pPr>
@@ -506,14 +590,14 @@
               </w:tc>
               <w:tc>
                 <w:tcPr>
-                  <w:tcW w:w="4284" w:type="dxa"/>
+                  <w:tcW w:w="9851" w:type="dxa"/>
+                  <w:gridSpan w:val="5"/>
                 </w:tcPr>
                 <w:p>
                   <w:pPr>
                     <w:pStyle w:val="Textoindependiente"/>
                     <w:rPr>
                       <w:b w:val="0"/>
-                      <w:bCs w:val="0"/>
                       <w:sz w:val="14"/>
                       <w:szCs w:val="12"/>
                     </w:rPr>
@@ -526,43 +610,39 @@
                       <w:sz w:val="18"/>
                       <w:szCs w:val="18"/>
                     </w:rPr>
-                    <w:t>{custom.Asegurado.NombreCompleto}</w:t>
-                  </w:r>
-                </w:p>
-              </w:tc>
-              <w:tc>
-                <w:tcPr>
-                  <w:tcW w:w="1899" w:type="dxa"/>
-                </w:tcPr>
-                <w:p>
-                  <w:pPr>
-                    <w:pStyle w:val="Textoindependiente"/>
-                    <w:rPr>
-                      <w:b w:val="0"/>
-                      <w:sz w:val="14"/>
-                      <w:szCs w:val="12"/>
-                    </w:rPr>
-                  </w:pPr>
-                </w:p>
-              </w:tc>
-              <w:tc>
-                <w:tcPr>
-                  <w:tcW w:w="3662" w:type="dxa"/>
-                </w:tcPr>
-                <w:p>
-                  <w:pPr>
-                    <w:pStyle w:val="Textoindependiente"/>
-                    <w:rPr>
-                      <w:b w:val="0"/>
-                      <w:sz w:val="14"/>
-                      <w:szCs w:val="12"/>
-                    </w:rPr>
-                  </w:pPr>
+                    <w:t>{</w:t>
+                  </w:r>
+                  <w:proofErr w:type="spellStart"/>
+                  <w:proofErr w:type="gramStart"/>
+                  <w:r>
+                    <w:rPr>
+                      <w:b w:val="0"/>
+                      <w:bCs w:val="0"/>
+                      <w:spacing w:val="-2"/>
+                      <w:sz w:val="18"/>
+                      <w:szCs w:val="18"/>
+                    </w:rPr>
+                    <w:t>custom.Asegurado.NombreCompleto</w:t>
+                  </w:r>
+                  <w:proofErr w:type="spellEnd"/>
+                  <w:proofErr w:type="gramEnd"/>
+                  <w:r>
+                    <w:rPr>
+                      <w:b w:val="0"/>
+                      <w:bCs w:val="0"/>
+                      <w:spacing w:val="-2"/>
+                      <w:sz w:val="18"/>
+                      <w:szCs w:val="18"/>
+                    </w:rPr>
+                    <w:t>}</w:t>
+                  </w:r>
                 </w:p>
               </w:tc>
             </w:tr>
             <w:tr>
               <w:trPr>
+                <w:gridAfter w:val="1"/>
+                <w:wAfter w:w="6" w:type="dxa"/>
                 <w:trHeight w:hRule="exact" w:val="284"/>
               </w:trPr>
               <w:tc>
@@ -598,14 +678,14 @@
               </w:tc>
               <w:tc>
                 <w:tcPr>
-                  <w:tcW w:w="4284" w:type="dxa"/>
+                  <w:tcW w:w="9845" w:type="dxa"/>
+                  <w:gridSpan w:val="4"/>
                 </w:tcPr>
                 <w:p>
                   <w:pPr>
                     <w:pStyle w:val="Textoindependiente"/>
                     <w:rPr>
                       <w:b w:val="0"/>
-                      <w:bCs w:val="0"/>
                       <w:sz w:val="14"/>
                       <w:szCs w:val="12"/>
                     </w:rPr>
@@ -618,43 +698,39 @@
                       <w:sz w:val="18"/>
                       <w:szCs w:val="18"/>
                     </w:rPr>
-                    <w:t>{custom.Asegurado.DireccionCompleta}</w:t>
-                  </w:r>
-                </w:p>
-              </w:tc>
-              <w:tc>
-                <w:tcPr>
-                  <w:tcW w:w="1899" w:type="dxa"/>
-                </w:tcPr>
-                <w:p>
-                  <w:pPr>
-                    <w:pStyle w:val="Textoindependiente"/>
-                    <w:rPr>
-                      <w:b w:val="0"/>
-                      <w:sz w:val="14"/>
-                      <w:szCs w:val="12"/>
-                    </w:rPr>
-                  </w:pPr>
-                </w:p>
-              </w:tc>
-              <w:tc>
-                <w:tcPr>
-                  <w:tcW w:w="3662" w:type="dxa"/>
-                </w:tcPr>
-                <w:p>
-                  <w:pPr>
-                    <w:pStyle w:val="Textoindependiente"/>
-                    <w:rPr>
-                      <w:b w:val="0"/>
-                      <w:sz w:val="14"/>
-                      <w:szCs w:val="12"/>
-                    </w:rPr>
-                  </w:pPr>
+                    <w:t>{</w:t>
+                  </w:r>
+                  <w:proofErr w:type="spellStart"/>
+                  <w:proofErr w:type="gramStart"/>
+                  <w:r>
+                    <w:rPr>
+                      <w:b w:val="0"/>
+                      <w:bCs w:val="0"/>
+                      <w:spacing w:val="-2"/>
+                      <w:sz w:val="18"/>
+                      <w:szCs w:val="18"/>
+                    </w:rPr>
+                    <w:t>custom.Asegurado.DireccionCompleta</w:t>
+                  </w:r>
+                  <w:proofErr w:type="spellEnd"/>
+                  <w:proofErr w:type="gramEnd"/>
+                  <w:r>
+                    <w:rPr>
+                      <w:b w:val="0"/>
+                      <w:bCs w:val="0"/>
+                      <w:spacing w:val="-2"/>
+                      <w:sz w:val="18"/>
+                      <w:szCs w:val="18"/>
+                    </w:rPr>
+                    <w:t>}</w:t>
+                  </w:r>
                 </w:p>
               </w:tc>
             </w:tr>
             <w:tr>
               <w:trPr>
+                <w:gridAfter w:val="1"/>
+                <w:wAfter w:w="6" w:type="dxa"/>
                 <w:trHeight w:hRule="exact" w:val="284"/>
               </w:trPr>
               <w:tc>
@@ -710,13 +786,37 @@
                       <w:sz w:val="18"/>
                       <w:szCs w:val="18"/>
                     </w:rPr>
-                    <w:t>{custom.Asegurado.TelefonoContacto}</w:t>
+                    <w:t>{</w:t>
+                  </w:r>
+                  <w:proofErr w:type="spellStart"/>
+                  <w:proofErr w:type="gramStart"/>
+                  <w:r>
+                    <w:rPr>
+                      <w:b w:val="0"/>
+                      <w:bCs w:val="0"/>
+                      <w:spacing w:val="-2"/>
+                      <w:sz w:val="18"/>
+                      <w:szCs w:val="18"/>
+                    </w:rPr>
+                    <w:t>custom.Asegurado.TelefonoContacto</w:t>
+                  </w:r>
+                  <w:proofErr w:type="spellEnd"/>
+                  <w:proofErr w:type="gramEnd"/>
+                  <w:r>
+                    <w:rPr>
+                      <w:b w:val="0"/>
+                      <w:bCs w:val="0"/>
+                      <w:spacing w:val="-2"/>
+                      <w:sz w:val="18"/>
+                      <w:szCs w:val="18"/>
+                    </w:rPr>
+                    <w:t>}</w:t>
                   </w:r>
                 </w:p>
               </w:tc>
               <w:tc>
                 <w:tcPr>
-                  <w:tcW w:w="1899" w:type="dxa"/>
+                  <w:tcW w:w="1291" w:type="dxa"/>
                 </w:tcPr>
                 <w:p>
                   <w:pPr>
@@ -746,7 +846,8 @@
               </w:tc>
               <w:tc>
                 <w:tcPr>
-                  <w:tcW w:w="3662" w:type="dxa"/>
+                  <w:tcW w:w="4270" w:type="dxa"/>
+                  <w:gridSpan w:val="2"/>
                 </w:tcPr>
                 <w:p>
                   <w:pPr>
@@ -766,13 +867,39 @@
                       <w:sz w:val="18"/>
                       <w:szCs w:val="18"/>
                     </w:rPr>
-                    <w:t>{custom.Asegurado.TelefonoCelular}</w:t>
+                    <w:t>{</w:t>
+                  </w:r>
+                  <w:proofErr w:type="spellStart"/>
+                  <w:proofErr w:type="gramStart"/>
+                  <w:r>
+                    <w:rPr>
+                      <w:b w:val="0"/>
+                      <w:bCs w:val="0"/>
+                      <w:spacing w:val="-2"/>
+                      <w:sz w:val="18"/>
+                      <w:szCs w:val="18"/>
+                    </w:rPr>
+                    <w:t>custom.Asegurado.TelefonoCelular</w:t>
+                  </w:r>
+                  <w:proofErr w:type="spellEnd"/>
+                  <w:proofErr w:type="gramEnd"/>
+                  <w:r>
+                    <w:rPr>
+                      <w:b w:val="0"/>
+                      <w:bCs w:val="0"/>
+                      <w:spacing w:val="-2"/>
+                      <w:sz w:val="18"/>
+                      <w:szCs w:val="18"/>
+                    </w:rPr>
+                    <w:t>}</w:t>
                   </w:r>
                 </w:p>
               </w:tc>
             </w:tr>
             <w:tr>
               <w:trPr>
+                <w:gridAfter w:val="1"/>
+                <w:wAfter w:w="6" w:type="dxa"/>
                 <w:trHeight w:hRule="exact" w:val="284"/>
               </w:trPr>
               <w:tc>
@@ -828,8 +955,10 @@
                       <w:sz w:val="18"/>
                       <w:szCs w:val="18"/>
                     </w:rPr>
-                    <w:t>{custom.Asegurado.</w:t>
-                  </w:r>
+                    <w:t>{</w:t>
+                  </w:r>
+                  <w:proofErr w:type="spellStart"/>
+                  <w:proofErr w:type="gramStart"/>
                   <w:r>
                     <w:rPr>
                       <w:b w:val="0"/>
@@ -838,8 +967,20 @@
                       <w:sz w:val="18"/>
                       <w:szCs w:val="18"/>
                     </w:rPr>
+                    <w:t>custom.Asegurado.</w:t>
+                  </w:r>
+                  <w:r>
+                    <w:rPr>
+                      <w:b w:val="0"/>
+                      <w:bCs w:val="0"/>
+                      <w:spacing w:val="-2"/>
+                      <w:sz w:val="18"/>
+                      <w:szCs w:val="18"/>
+                    </w:rPr>
                     <w:t>TelefonoFax</w:t>
                   </w:r>
+                  <w:proofErr w:type="spellEnd"/>
+                  <w:proofErr w:type="gramEnd"/>
                   <w:r>
                     <w:rPr>
                       <w:b w:val="0"/>
@@ -854,7 +995,7 @@
               </w:tc>
               <w:tc>
                 <w:tcPr>
-                  <w:tcW w:w="1899" w:type="dxa"/>
+                  <w:tcW w:w="1291" w:type="dxa"/>
                 </w:tcPr>
                 <w:p>
                   <w:pPr>
@@ -884,7 +1025,8 @@
               </w:tc>
               <w:tc>
                 <w:tcPr>
-                  <w:tcW w:w="3662" w:type="dxa"/>
+                  <w:tcW w:w="4270" w:type="dxa"/>
+                  <w:gridSpan w:val="2"/>
                 </w:tcPr>
                 <w:p>
                   <w:pPr>
@@ -904,13 +1046,39 @@
                       <w:sz w:val="18"/>
                       <w:szCs w:val="18"/>
                     </w:rPr>
-                    <w:t>{custom.Asegurado.Correo}</w:t>
+                    <w:t>{</w:t>
+                  </w:r>
+                  <w:proofErr w:type="spellStart"/>
+                  <w:proofErr w:type="gramStart"/>
+                  <w:r>
+                    <w:rPr>
+                      <w:b w:val="0"/>
+                      <w:bCs w:val="0"/>
+                      <w:spacing w:val="-2"/>
+                      <w:sz w:val="18"/>
+                      <w:szCs w:val="18"/>
+                    </w:rPr>
+                    <w:t>custom.Asegurado.Correo</w:t>
+                  </w:r>
+                  <w:proofErr w:type="spellEnd"/>
+                  <w:proofErr w:type="gramEnd"/>
+                  <w:r>
+                    <w:rPr>
+                      <w:b w:val="0"/>
+                      <w:bCs w:val="0"/>
+                      <w:spacing w:val="-2"/>
+                      <w:sz w:val="18"/>
+                      <w:szCs w:val="18"/>
+                    </w:rPr>
+                    <w:t>}</w:t>
                   </w:r>
                 </w:p>
               </w:tc>
             </w:tr>
             <w:tr>
               <w:trPr>
+                <w:gridAfter w:val="1"/>
+                <w:wAfter w:w="6" w:type="dxa"/>
                 <w:trHeight w:hRule="exact" w:val="284"/>
               </w:trPr>
               <w:tc>
@@ -966,13 +1134,37 @@
                       <w:sz w:val="18"/>
                       <w:szCs w:val="18"/>
                     </w:rPr>
-                    <w:t>{custom.AsegAddress.NombrePais}</w:t>
+                    <w:t>{</w:t>
+                  </w:r>
+                  <w:proofErr w:type="spellStart"/>
+                  <w:proofErr w:type="gramStart"/>
+                  <w:r>
+                    <w:rPr>
+                      <w:b w:val="0"/>
+                      <w:bCs w:val="0"/>
+                      <w:spacing w:val="-2"/>
+                      <w:sz w:val="18"/>
+                      <w:szCs w:val="18"/>
+                    </w:rPr>
+                    <w:t>custom.AsegAddress.NombrePais</w:t>
+                  </w:r>
+                  <w:proofErr w:type="spellEnd"/>
+                  <w:proofErr w:type="gramEnd"/>
+                  <w:r>
+                    <w:rPr>
+                      <w:b w:val="0"/>
+                      <w:bCs w:val="0"/>
+                      <w:spacing w:val="-2"/>
+                      <w:sz w:val="18"/>
+                      <w:szCs w:val="18"/>
+                    </w:rPr>
+                    <w:t>}</w:t>
                   </w:r>
                 </w:p>
               </w:tc>
               <w:tc>
                 <w:tcPr>
-                  <w:tcW w:w="1899" w:type="dxa"/>
+                  <w:tcW w:w="1291" w:type="dxa"/>
                 </w:tcPr>
                 <w:p>
                   <w:pPr>
@@ -1002,7 +1194,8 @@
               </w:tc>
               <w:tc>
                 <w:tcPr>
-                  <w:tcW w:w="3662" w:type="dxa"/>
+                  <w:tcW w:w="4270" w:type="dxa"/>
+                  <w:gridSpan w:val="2"/>
                 </w:tcPr>
                 <w:p>
                   <w:pPr>
@@ -1022,8 +1215,10 @@
                       <w:sz w:val="18"/>
                       <w:szCs w:val="18"/>
                     </w:rPr>
-                    <w:t>{custom.Aseg</w:t>
-                  </w:r>
+                    <w:t>{</w:t>
+                  </w:r>
+                  <w:proofErr w:type="spellStart"/>
+                  <w:proofErr w:type="gramStart"/>
                   <w:r>
                     <w:rPr>
                       <w:b w:val="0"/>
@@ -1032,7 +1227,7 @@
                       <w:sz w:val="18"/>
                       <w:szCs w:val="18"/>
                     </w:rPr>
-                    <w:t>Address</w:t>
+                    <w:t>custom.Aseg</w:t>
                   </w:r>
                   <w:r>
                     <w:rPr>
@@ -1042,7 +1237,29 @@
                       <w:sz w:val="18"/>
                       <w:szCs w:val="18"/>
                     </w:rPr>
-                    <w:t>.NombreProvincia}</w:t>
+                    <w:t>Address</w:t>
+                  </w:r>
+                  <w:r>
+                    <w:rPr>
+                      <w:b w:val="0"/>
+                      <w:bCs w:val="0"/>
+                      <w:spacing w:val="-2"/>
+                      <w:sz w:val="18"/>
+                      <w:szCs w:val="18"/>
+                    </w:rPr>
+                    <w:t>.NombreProvincia</w:t>
+                  </w:r>
+                  <w:proofErr w:type="spellEnd"/>
+                  <w:proofErr w:type="gramEnd"/>
+                  <w:r>
+                    <w:rPr>
+                      <w:b w:val="0"/>
+                      <w:bCs w:val="0"/>
+                      <w:spacing w:val="-2"/>
+                      <w:sz w:val="18"/>
+                      <w:szCs w:val="18"/>
+                    </w:rPr>
+                    <w:t>}</w:t>
                   </w:r>
                 </w:p>
               </w:tc>
@@ -1252,6 +1469,8 @@
               </w:rPr>
               <w:t>{</w:t>
             </w:r>
+            <w:proofErr w:type="spellStart"/>
+            <w:proofErr w:type="gramStart"/>
             <w:r>
               <w:rPr>
                 <w:b w:val="0"/>
@@ -1262,7 +1481,15 @@
               <w:rPr>
                 <w:b w:val="0"/>
               </w:rPr>
-              <w:t>ustom.FIni}</w:t>
+              <w:t>ustom.FIni</w:t>
+            </w:r>
+            <w:proofErr w:type="spellEnd"/>
+            <w:proofErr w:type="gramEnd"/>
+            <w:r>
+              <w:rPr>
+                <w:b w:val="0"/>
+              </w:rPr>
+              <w:t>}</w:t>
             </w:r>
           </w:p>
         </w:tc>
@@ -1337,7 +1564,31 @@
                 <w:sz w:val="18"/>
                 <w:szCs w:val="18"/>
               </w:rPr>
-              <w:t>{custom.AcuerdoPago.Forma}</w:t>
+              <w:t>{</w:t>
+            </w:r>
+            <w:proofErr w:type="spellStart"/>
+            <w:proofErr w:type="gramStart"/>
+            <w:r>
+              <w:rPr>
+                <w:b w:val="0"/>
+                <w:bCs w:val="0"/>
+                <w:spacing w:val="-2"/>
+                <w:sz w:val="18"/>
+                <w:szCs w:val="18"/>
+              </w:rPr>
+              <w:t>custom.AcuerdoPago.Forma</w:t>
+            </w:r>
+            <w:proofErr w:type="spellEnd"/>
+            <w:proofErr w:type="gramEnd"/>
+            <w:r>
+              <w:rPr>
+                <w:b w:val="0"/>
+                <w:bCs w:val="0"/>
+                <w:spacing w:val="-2"/>
+                <w:sz w:val="18"/>
+                <w:szCs w:val="18"/>
+              </w:rPr>
+              <w:t>}</w:t>
             </w:r>
           </w:p>
         </w:tc>
@@ -1391,6 +1642,8 @@
               </w:rPr>
               <w:t>{</w:t>
             </w:r>
+            <w:proofErr w:type="spellStart"/>
+            <w:proofErr w:type="gramStart"/>
             <w:r>
               <w:rPr>
                 <w:b w:val="0"/>
@@ -1401,7 +1654,15 @@
               <w:rPr>
                 <w:b w:val="0"/>
               </w:rPr>
-              <w:t>ustom.FFin}</w:t>
+              <w:t>ustom.FFin</w:t>
+            </w:r>
+            <w:proofErr w:type="spellEnd"/>
+            <w:proofErr w:type="gramEnd"/>
+            <w:r>
+              <w:rPr>
+                <w:b w:val="0"/>
+              </w:rPr>
+              <w:t>}</w:t>
             </w:r>
           </w:p>
         </w:tc>
@@ -1462,7 +1723,31 @@
                 <w:sz w:val="18"/>
                 <w:szCs w:val="18"/>
               </w:rPr>
-              <w:t>{custom.AcuerdoPago.Frecuencia}</w:t>
+              <w:t>{</w:t>
+            </w:r>
+            <w:proofErr w:type="spellStart"/>
+            <w:proofErr w:type="gramStart"/>
+            <w:r>
+              <w:rPr>
+                <w:b w:val="0"/>
+                <w:bCs w:val="0"/>
+                <w:spacing w:val="-2"/>
+                <w:sz w:val="18"/>
+                <w:szCs w:val="18"/>
+              </w:rPr>
+              <w:t>custom.AcuerdoPago.Frecuencia</w:t>
+            </w:r>
+            <w:proofErr w:type="spellEnd"/>
+            <w:proofErr w:type="gramEnd"/>
+            <w:r>
+              <w:rPr>
+                <w:b w:val="0"/>
+                <w:bCs w:val="0"/>
+                <w:spacing w:val="-2"/>
+                <w:sz w:val="18"/>
+                <w:szCs w:val="18"/>
+              </w:rPr>
+              <w:t>}</w:t>
             </w:r>
           </w:p>
         </w:tc>
@@ -1516,6 +1801,8 @@
               </w:rPr>
               <w:t>{</w:t>
             </w:r>
+            <w:proofErr w:type="spellStart"/>
+            <w:proofErr w:type="gramStart"/>
             <w:r>
               <w:rPr>
                 <w:b w:val="0"/>
@@ -1534,6 +1821,8 @@
               </w:rPr>
               <w:t>Vigencia</w:t>
             </w:r>
+            <w:proofErr w:type="spellEnd"/>
+            <w:proofErr w:type="gramEnd"/>
             <w:r>
               <w:rPr>
                 <w:b w:val="0"/>
@@ -1592,7 +1881,31 @@
                 <w:sz w:val="18"/>
                 <w:szCs w:val="18"/>
               </w:rPr>
-              <w:t>{custom.AcuerdoPago.NumPagos}</w:t>
+              <w:t>{</w:t>
+            </w:r>
+            <w:proofErr w:type="spellStart"/>
+            <w:proofErr w:type="gramStart"/>
+            <w:r>
+              <w:rPr>
+                <w:b w:val="0"/>
+                <w:bCs w:val="0"/>
+                <w:spacing w:val="-2"/>
+                <w:sz w:val="18"/>
+                <w:szCs w:val="18"/>
+              </w:rPr>
+              <w:t>custom.AcuerdoPago.NumPagos</w:t>
+            </w:r>
+            <w:proofErr w:type="spellEnd"/>
+            <w:proofErr w:type="gramEnd"/>
+            <w:r>
+              <w:rPr>
+                <w:b w:val="0"/>
+                <w:bCs w:val="0"/>
+                <w:spacing w:val="-2"/>
+                <w:sz w:val="18"/>
+                <w:szCs w:val="18"/>
+              </w:rPr>
+              <w:t>}</w:t>
             </w:r>
           </w:p>
         </w:tc>
@@ -1684,7 +1997,31 @@
                 <w:sz w:val="18"/>
                 <w:szCs w:val="18"/>
               </w:rPr>
-              <w:t>{custom.AcuerdoPago.MontoCuota}</w:t>
+              <w:t>{</w:t>
+            </w:r>
+            <w:proofErr w:type="spellStart"/>
+            <w:proofErr w:type="gramStart"/>
+            <w:r>
+              <w:rPr>
+                <w:b w:val="0"/>
+                <w:bCs w:val="0"/>
+                <w:spacing w:val="-2"/>
+                <w:sz w:val="18"/>
+                <w:szCs w:val="18"/>
+              </w:rPr>
+              <w:t>custom.AcuerdoPago.MontoCuota</w:t>
+            </w:r>
+            <w:proofErr w:type="spellEnd"/>
+            <w:proofErr w:type="gramEnd"/>
+            <w:r>
+              <w:rPr>
+                <w:b w:val="0"/>
+                <w:bCs w:val="0"/>
+                <w:spacing w:val="-2"/>
+                <w:sz w:val="18"/>
+                <w:szCs w:val="18"/>
+              </w:rPr>
+              <w:t>}</w:t>
             </w:r>
           </w:p>
         </w:tc>
@@ -1842,6 +2179,8 @@
               </w:rPr>
               <w:t>{</w:t>
             </w:r>
+            <w:proofErr w:type="spellStart"/>
+            <w:proofErr w:type="gramStart"/>
             <w:r>
               <w:rPr>
                 <w:b w:val="0"/>
@@ -1852,7 +2191,15 @@
               <w:rPr>
                 <w:b w:val="0"/>
               </w:rPr>
-              <w:t>ustom.PrimaNetaTotal}</w:t>
+              <w:t>ustom.PrimaNetaTotal</w:t>
+            </w:r>
+            <w:proofErr w:type="spellEnd"/>
+            <w:proofErr w:type="gramEnd"/>
+            <w:r>
+              <w:rPr>
+                <w:b w:val="0"/>
+              </w:rPr>
+              <w:t>}</w:t>
             </w:r>
           </w:p>
         </w:tc>
@@ -1933,6 +2280,8 @@
               </w:rPr>
               <w:t>{</w:t>
             </w:r>
+            <w:proofErr w:type="spellStart"/>
+            <w:proofErr w:type="gramStart"/>
             <w:r>
               <w:rPr>
                 <w:b w:val="0"/>
@@ -1943,7 +2292,15 @@
               <w:rPr>
                 <w:b w:val="0"/>
               </w:rPr>
-              <w:t>ustom.Impuesto}</w:t>
+              <w:t>ustom.Impuesto</w:t>
+            </w:r>
+            <w:proofErr w:type="spellEnd"/>
+            <w:proofErr w:type="gramEnd"/>
+            <w:r>
+              <w:rPr>
+                <w:b w:val="0"/>
+              </w:rPr>
+              <w:t>}</w:t>
             </w:r>
           </w:p>
         </w:tc>
@@ -2022,7 +2379,23 @@
               <w:rPr>
                 <w:b w:val="0"/>
               </w:rPr>
-              <w:t>{custom.Gasto}</w:t>
+              <w:t>{</w:t>
+            </w:r>
+            <w:proofErr w:type="spellStart"/>
+            <w:proofErr w:type="gramStart"/>
+            <w:r>
+              <w:rPr>
+                <w:b w:val="0"/>
+              </w:rPr>
+              <w:t>custom.Gasto</w:t>
+            </w:r>
+            <w:proofErr w:type="spellEnd"/>
+            <w:proofErr w:type="gramEnd"/>
+            <w:r>
+              <w:rPr>
+                <w:b w:val="0"/>
+              </w:rPr>
+              <w:t>}</w:t>
             </w:r>
           </w:p>
         </w:tc>
@@ -2101,7 +2474,23 @@
               <w:rPr>
                 <w:b w:val="0"/>
               </w:rPr>
-              <w:t>{custom.TotalACobrar}</w:t>
+              <w:t>{</w:t>
+            </w:r>
+            <w:proofErr w:type="spellStart"/>
+            <w:proofErr w:type="gramStart"/>
+            <w:r>
+              <w:rPr>
+                <w:b w:val="0"/>
+              </w:rPr>
+              <w:t>custom.TotalACobrar</w:t>
+            </w:r>
+            <w:proofErr w:type="spellEnd"/>
+            <w:proofErr w:type="gramEnd"/>
+            <w:r>
+              <w:rPr>
+                <w:b w:val="0"/>
+              </w:rPr>
+              <w:t>}</w:t>
             </w:r>
           </w:p>
         </w:tc>
@@ -2154,15 +2543,15 @@
         <mc:AlternateContent>
           <mc:Choice Requires="wpg">
             <w:drawing>
-              <wp:anchor distT="0" distB="0" distL="114300" distR="114300" simplePos="0" relativeHeight="487588352" behindDoc="0" locked="0" layoutInCell="1" allowOverlap="1" wp14:anchorId="76DE6703" wp14:editId="1E73D90B">
+              <wp:anchor distT="0" distB="0" distL="114300" distR="114300" simplePos="0" relativeHeight="487588352" behindDoc="0" locked="0" layoutInCell="1" allowOverlap="1" wp14:anchorId="76DE6703" wp14:editId="283D80B6">
                 <wp:simplePos x="0" y="0"/>
                 <wp:positionH relativeFrom="column">
-                  <wp:posOffset>49530</wp:posOffset>
+                  <wp:posOffset>50165</wp:posOffset>
                 </wp:positionH>
                 <wp:positionV relativeFrom="paragraph">
-                  <wp:posOffset>147320</wp:posOffset>
+                  <wp:posOffset>147955</wp:posOffset>
                 </wp:positionV>
-                <wp:extent cx="7237095" cy="349250"/>
+                <wp:extent cx="7094855" cy="502285"/>
                 <wp:effectExtent l="0" t="0" r="0" b="0"/>
                 <wp:wrapTopAndBottom/>
                 <wp:docPr id="1378478417" name="Grupo 5"/>
@@ -2174,9 +2563,9 @@
                       <wpg:grpSpPr>
                         <a:xfrm>
                           <a:off x="0" y="0"/>
-                          <a:ext cx="7237095" cy="349250"/>
+                          <a:ext cx="7094855" cy="502285"/>
                           <a:chOff x="0" y="0"/>
-                          <a:chExt cx="7237782" cy="93037"/>
+                          <a:chExt cx="7095744" cy="133973"/>
                         </a:xfrm>
                       </wpg:grpSpPr>
                       <wps:wsp>
@@ -2225,8 +2614,8 @@
                         <wps:cNvSpPr txBox="1"/>
                         <wps:spPr>
                           <a:xfrm>
-                            <a:off x="4279394" y="46093"/>
-                            <a:ext cx="2958388" cy="46944"/>
+                            <a:off x="3597091" y="46093"/>
+                            <a:ext cx="3252034" cy="87880"/>
                           </a:xfrm>
                           <a:prstGeom prst="rect">
                             <a:avLst/>
@@ -2264,7 +2653,16 @@
                                   <w:b/>
                                   <w:sz w:val="14"/>
                                 </w:rPr>
-                                <w:t>{custom.</w:t>
+                                <w:t>{</w:t>
+                              </w:r>
+                              <w:proofErr w:type="spellStart"/>
+                              <w:proofErr w:type="gramStart"/>
+                              <w:r>
+                                <w:rPr>
+                                  <w:b/>
+                                  <w:sz w:val="14"/>
+                                </w:rPr>
+                                <w:t>custom.</w:t>
                               </w:r>
                               <w:r>
                                 <w:rPr>
@@ -2273,6 +2671,8 @@
                                 </w:rPr>
                                 <w:t>FechaActual</w:t>
                               </w:r>
+                              <w:proofErr w:type="spellEnd"/>
+                              <w:proofErr w:type="gramEnd"/>
                               <w:r>
                                 <w:rPr>
                                   <w:b/>
@@ -2309,7 +2709,25 @@
                                   <w:spacing w:val="-2"/>
                                   <w:sz w:val="14"/>
                                 </w:rPr>
-                                <w:t>Por:{custom.Usuario}</w:t>
+                                <w:t>Por:{</w:t>
+                              </w:r>
+                              <w:proofErr w:type="spellStart"/>
+                              <w:r>
+                                <w:rPr>
+                                  <w:b/>
+                                  <w:spacing w:val="-2"/>
+                                  <w:sz w:val="14"/>
+                                </w:rPr>
+                                <w:t>custom.Usuario</w:t>
+                              </w:r>
+                              <w:proofErr w:type="spellEnd"/>
+                              <w:r>
+                                <w:rPr>
+                                  <w:b/>
+                                  <w:spacing w:val="-2"/>
+                                  <w:sz w:val="14"/>
+                                </w:rPr>
+                                <w:t>}</w:t>
                               </w:r>
                             </w:p>
                           </w:txbxContent>
@@ -2332,7 +2750,7 @@
           </mc:Choice>
           <mc:Fallback>
             <w:pict>
-              <v:group w14:anchorId="76DE6703" id="Grupo 5" o:spid="_x0000_s1026" style="position:absolute;margin-left:3.9pt;margin-top:11.6pt;width:569.85pt;height:27.5pt;z-index:487588352;mso-width-relative:margin;mso-height-relative:margin" coordsize="72377,930" o:gfxdata="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">
+              <v:group w14:anchorId="76DE6703" id="Grupo 5" o:spid="_x0000_s1026" style="position:absolute;margin-left:3.95pt;margin-top:11.65pt;width:558.65pt;height:39.55pt;z-index:487588352;mso-width-relative:margin;mso-height-relative:margin" coordsize="70957,1339" o:gfxdata="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">
                 <v:shape id="Graphic 32" o:spid="_x0000_s1027" style="position:absolute;width:70957;height:457;flip:y;visibility:visible;mso-wrap-style:square;v-text-anchor:top" coordsize="7038975,45719" o:gfxdata="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" path="m,l7038975,e" filled="f" strokeweight="1pt">
                   <v:path arrowok="t"/>
                 </v:shape>
@@ -2340,7 +2758,7 @@
                   <v:stroke joinstyle="miter"/>
                   <v:path gradientshapeok="t" o:connecttype="rect"/>
                 </v:shapetype>
-                <v:shape id="Textbox 15" o:spid="_x0000_s1028" type="#_x0000_t202" style="position:absolute;left:42793;top:460;width:29584;height:470;visibility:visible;mso-wrap-style:square;v-text-anchor:top" o:gfxdata="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" filled="f" stroked="f">
+                <v:shape id="Textbox 15" o:spid="_x0000_s1028" type="#_x0000_t202" style="position:absolute;left:35970;top:460;width:32521;height:879;visibility:visible;mso-wrap-style:square;v-text-anchor:top" o:gfxdata="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" filled="f" stroked="f">
                   <v:textbox inset="0,0,0,0">
                     <w:txbxContent>
                       <w:p>
